--- a/downloads/teacher/04 Units/Unit 04 - Environmental Design and Management - Spaces We Live In/Lesson 04.11 - The Client Brief.docx
+++ b/downloads/teacher/04 Units/Unit 04 - Environmental Design and Management - Spaces We Live In/Lesson 04.11 - The Client Brief.docx
@@ -242,23 +242,41 @@
       <w:r>
         <w:t xml:space="preserve">By the end of this lesson, students will be able to:</w:t>
       </w:r>
-      <w:r>
-        <w:t xml:space="preserve"> </w:t>
-      </w:r>
-      <w:r>
-        <w:t xml:space="preserve">1. (Low) Given a client card, identify the client, the room, the dimensions, the budget, and the one rule that cannot be broken.</w:t>
-      </w:r>
-      <w:r>
-        <w:t xml:space="preserve"> </w:t>
-      </w:r>
-      <w:r>
-        <w:t xml:space="preserve">2. (Mid) Sort every line on the client card into a need (the design fails without it) or a want (nice if the money and the space allow), and add two needs the card did not say out loud.</w:t>
-      </w:r>
-      <w:r>
-        <w:t xml:space="preserve"> </w:t>
-      </w:r>
-      <w:r>
-        <w:t xml:space="preserve">3. (High) Write a one-sentence design problem for the client in the form "___ needs a room that ___ within ___," and defend it to a partner.</w:t>
+    </w:p>
+    <w:p>
+      <w:pPr>
+        <w:numPr>
+          <w:ilvl w:val="0"/>
+          <w:numId w:val="1002"/>
+        </w:numPr>
+        <w:pStyle w:val="Compact"/>
+      </w:pPr>
+      <w:r>
+        <w:t xml:space="preserve">(Low) Given a client card, identify the client, the room, the dimensions, the budget, and the one rule that cannot be broken.</w:t>
+      </w:r>
+    </w:p>
+    <w:p>
+      <w:pPr>
+        <w:numPr>
+          <w:ilvl w:val="0"/>
+          <w:numId w:val="1002"/>
+        </w:numPr>
+        <w:pStyle w:val="Compact"/>
+      </w:pPr>
+      <w:r>
+        <w:t xml:space="preserve">(Mid) Sort every line on the client card into a need (the design fails without it) or a want (nice if the money and the space allow), and add two needs the card did not say out loud.</w:t>
+      </w:r>
+    </w:p>
+    <w:p>
+      <w:pPr>
+        <w:numPr>
+          <w:ilvl w:val="0"/>
+          <w:numId w:val="1002"/>
+        </w:numPr>
+        <w:pStyle w:val="Compact"/>
+      </w:pPr>
+      <w:r>
+        <w:t xml:space="preserve">(High) Write a one-sentence design problem for the client in the form "___ needs a room that ___ within ___," and defend it to a partner.</w:t>
       </w:r>
     </w:p>
     <w:p>
@@ -308,7 +326,7 @@
       <w:pPr>
         <w:numPr>
           <w:ilvl w:val="0"/>
-          <w:numId w:val="1002"/>
+          <w:numId w:val="1003"/>
         </w:numPr>
         <w:pStyle w:val="Compact"/>
       </w:pPr>
@@ -326,7 +344,7 @@
       <w:pPr>
         <w:numPr>
           <w:ilvl w:val="0"/>
-          <w:numId w:val="1002"/>
+          <w:numId w:val="1003"/>
         </w:numPr>
         <w:pStyle w:val="Compact"/>
       </w:pPr>
@@ -356,7 +374,7 @@
       <w:pPr>
         <w:numPr>
           <w:ilvl w:val="0"/>
-          <w:numId w:val="1002"/>
+          <w:numId w:val="1003"/>
         </w:numPr>
         <w:pStyle w:val="Compact"/>
       </w:pPr>
@@ -368,7 +386,7 @@
       <w:pPr>
         <w:numPr>
           <w:ilvl w:val="0"/>
-          <w:numId w:val="1002"/>
+          <w:numId w:val="1003"/>
         </w:numPr>
         <w:pStyle w:val="Compact"/>
       </w:pPr>
@@ -380,7 +398,7 @@
       <w:pPr>
         <w:numPr>
           <w:ilvl w:val="0"/>
-          <w:numId w:val="1002"/>
+          <w:numId w:val="1003"/>
         </w:numPr>
         <w:pStyle w:val="Compact"/>
       </w:pPr>
@@ -401,7 +419,7 @@
       <w:pPr>
         <w:numPr>
           <w:ilvl w:val="0"/>
-          <w:numId w:val="1002"/>
+          <w:numId w:val="1003"/>
         </w:numPr>
         <w:pStyle w:val="Compact"/>
       </w:pPr>
@@ -413,7 +431,7 @@
       <w:pPr>
         <w:numPr>
           <w:ilvl w:val="0"/>
-          <w:numId w:val="1002"/>
+          <w:numId w:val="1003"/>
         </w:numPr>
         <w:pStyle w:val="Compact"/>
       </w:pPr>
@@ -903,49 +921,85 @@
       <w:r>
         <w:t xml:space="preserve">Monitor understanding:</w:t>
       </w:r>
-      <w:r>
-        <w:t xml:space="preserve"> </w:t>
-      </w:r>
-      <w:r>
-        <w:t xml:space="preserve">- What is the difference between a need and a want on your card? Give me one of each.</w:t>
-      </w:r>
-      <w:r>
-        <w:t xml:space="preserve"> </w:t>
-      </w:r>
-      <w:r>
-        <w:t xml:space="preserve">- What are the room dimensions on your card? What is the budget? What is the one rule?</w:t>
-      </w:r>
-      <w:r>
-        <w:t xml:space="preserve"> </w:t>
-      </w:r>
-      <w:r>
-        <w:t xml:space="preserve">- Which line on your card is about safety?</w:t>
-      </w:r>
-    </w:p>
-    <w:p>
-      <w:pPr>
-        <w:pStyle w:val="BodyText"/>
+    </w:p>
+    <w:p>
+      <w:pPr>
+        <w:numPr>
+          <w:ilvl w:val="0"/>
+          <w:numId w:val="1004"/>
+        </w:numPr>
+        <w:pStyle w:val="Compact"/>
+      </w:pPr>
+      <w:r>
+        <w:t xml:space="preserve">What is the difference between a need and a want on your card? Give me one of each.</w:t>
+      </w:r>
+    </w:p>
+    <w:p>
+      <w:pPr>
+        <w:numPr>
+          <w:ilvl w:val="0"/>
+          <w:numId w:val="1004"/>
+        </w:numPr>
+        <w:pStyle w:val="Compact"/>
+      </w:pPr>
+      <w:r>
+        <w:t xml:space="preserve">What are the room dimensions on your card? What is the budget? What is the one rule?</w:t>
+      </w:r>
+    </w:p>
+    <w:p>
+      <w:pPr>
+        <w:numPr>
+          <w:ilvl w:val="0"/>
+          <w:numId w:val="1004"/>
+        </w:numPr>
+        <w:pStyle w:val="Compact"/>
+      </w:pPr>
+      <w:r>
+        <w:t xml:space="preserve">Which line on your card is about safety?</w:t>
+      </w:r>
+    </w:p>
+    <w:p>
+      <w:pPr>
+        <w:pStyle w:val="FirstParagraph"/>
       </w:pPr>
       <w:r>
         <w:t xml:space="preserve">Deepen learning:</w:t>
       </w:r>
-      <w:r>
-        <w:t xml:space="preserve"> </w:t>
-      </w:r>
-      <w:r>
-        <w:t xml:space="preserve">- The Okafor card says Grandpa likes blue. Is that a need or a want? Could it ever become a need? (If blue is the only thing that makes the room feel like his, the designer has to take it seriously.)</w:t>
-      </w:r>
-      <w:r>
-        <w:t xml:space="preserve"> </w:t>
-      </w:r>
-      <w:r>
-        <w:t xml:space="preserve">- The Rivera card says every path is 36 inches. Why is that number not up for discussion?</w:t>
-      </w:r>
-      <w:r>
-        <w:t xml:space="preserve"> </w:t>
-      </w:r>
-      <w:r>
-        <w:t xml:space="preserve">- Your family’s home was designed for the family that lived there before. What in your home is a leftover from somebody else’s needs?</w:t>
+    </w:p>
+    <w:p>
+      <w:pPr>
+        <w:numPr>
+          <w:ilvl w:val="0"/>
+          <w:numId w:val="1005"/>
+        </w:numPr>
+        <w:pStyle w:val="Compact"/>
+      </w:pPr>
+      <w:r>
+        <w:t xml:space="preserve">The Okafor card says Grandpa likes blue. Is that a need or a want? Could it ever become a need? (If blue is the only thing that makes the room feel like his, the designer has to take it seriously.)</w:t>
+      </w:r>
+    </w:p>
+    <w:p>
+      <w:pPr>
+        <w:numPr>
+          <w:ilvl w:val="0"/>
+          <w:numId w:val="1005"/>
+        </w:numPr>
+        <w:pStyle w:val="Compact"/>
+      </w:pPr>
+      <w:r>
+        <w:t xml:space="preserve">The Rivera card says every path is 36 inches. Why is that number not up for discussion?</w:t>
+      </w:r>
+    </w:p>
+    <w:p>
+      <w:pPr>
+        <w:numPr>
+          <w:ilvl w:val="0"/>
+          <w:numId w:val="1005"/>
+        </w:numPr>
+        <w:pStyle w:val="Compact"/>
+      </w:pPr>
+      <w:r>
+        <w:t xml:space="preserve">Your family’s home was designed for the family that lived there before. What in your home is a leftover from somebody else’s needs?</w:t>
       </w:r>
     </w:p>
     <w:p>
@@ -1102,7 +1156,7 @@
       <w:pPr>
         <w:numPr>
           <w:ilvl w:val="0"/>
-          <w:numId w:val="1003"/>
+          <w:numId w:val="1006"/>
         </w:numPr>
         <w:pStyle w:val="Compact"/>
       </w:pPr>
@@ -1126,7 +1180,7 @@
       <w:pPr>
         <w:numPr>
           <w:ilvl w:val="0"/>
-          <w:numId w:val="1003"/>
+          <w:numId w:val="1006"/>
         </w:numPr>
         <w:pStyle w:val="Compact"/>
       </w:pPr>
@@ -1138,7 +1192,7 @@
       <w:pPr>
         <w:numPr>
           <w:ilvl w:val="0"/>
-          <w:numId w:val="1003"/>
+          <w:numId w:val="1006"/>
         </w:numPr>
         <w:pStyle w:val="Compact"/>
       </w:pPr>
@@ -1150,7 +1204,7 @@
       <w:pPr>
         <w:numPr>
           <w:ilvl w:val="0"/>
-          <w:numId w:val="1003"/>
+          <w:numId w:val="1006"/>
         </w:numPr>
         <w:pStyle w:val="Compact"/>
       </w:pPr>
@@ -1162,7 +1216,7 @@
       <w:pPr>
         <w:numPr>
           <w:ilvl w:val="0"/>
-          <w:numId w:val="1003"/>
+          <w:numId w:val="1006"/>
         </w:numPr>
         <w:pStyle w:val="Compact"/>
       </w:pPr>
@@ -1174,7 +1228,7 @@
       <w:pPr>
         <w:numPr>
           <w:ilvl w:val="0"/>
-          <w:numId w:val="1003"/>
+          <w:numId w:val="1006"/>
         </w:numPr>
         <w:pStyle w:val="Compact"/>
       </w:pPr>
@@ -1466,7 +1520,7 @@
       <w:pPr>
         <w:numPr>
           <w:ilvl w:val="0"/>
-          <w:numId w:val="1004"/>
+          <w:numId w:val="1007"/>
         </w:numPr>
         <w:pStyle w:val="Compact"/>
       </w:pPr>
@@ -1490,7 +1544,7 @@
       <w:pPr>
         <w:numPr>
           <w:ilvl w:val="0"/>
-          <w:numId w:val="1004"/>
+          <w:numId w:val="1007"/>
         </w:numPr>
         <w:pStyle w:val="Compact"/>
       </w:pPr>
@@ -1502,7 +1556,7 @@
       <w:pPr>
         <w:numPr>
           <w:ilvl w:val="0"/>
-          <w:numId w:val="1004"/>
+          <w:numId w:val="1007"/>
         </w:numPr>
         <w:pStyle w:val="Compact"/>
       </w:pPr>
@@ -1535,7 +1589,7 @@
       <w:pPr>
         <w:numPr>
           <w:ilvl w:val="0"/>
-          <w:numId w:val="1004"/>
+          <w:numId w:val="1007"/>
         </w:numPr>
         <w:pStyle w:val="Compact"/>
       </w:pPr>
@@ -1559,7 +1613,7 @@
       <w:pPr>
         <w:numPr>
           <w:ilvl w:val="0"/>
-          <w:numId w:val="1004"/>
+          <w:numId w:val="1007"/>
         </w:numPr>
         <w:pStyle w:val="Compact"/>
       </w:pPr>
@@ -1604,7 +1658,7 @@
       <w:pPr>
         <w:numPr>
           <w:ilvl w:val="0"/>
-          <w:numId w:val="1004"/>
+          <w:numId w:val="1007"/>
         </w:numPr>
         <w:pStyle w:val="Compact"/>
       </w:pPr>
@@ -1626,7 +1680,7 @@
       <w:pPr>
         <w:numPr>
           <w:ilvl w:val="0"/>
-          <w:numId w:val="1005"/>
+          <w:numId w:val="1008"/>
         </w:numPr>
         <w:pStyle w:val="Compact"/>
       </w:pPr>
@@ -1638,7 +1692,7 @@
       <w:pPr>
         <w:numPr>
           <w:ilvl w:val="0"/>
-          <w:numId w:val="1005"/>
+          <w:numId w:val="1008"/>
         </w:numPr>
         <w:pStyle w:val="Compact"/>
       </w:pPr>
@@ -1650,7 +1704,7 @@
       <w:pPr>
         <w:numPr>
           <w:ilvl w:val="0"/>
-          <w:numId w:val="1005"/>
+          <w:numId w:val="1008"/>
         </w:numPr>
         <w:pStyle w:val="Compact"/>
       </w:pPr>
@@ -1674,7 +1728,7 @@
       <w:pPr>
         <w:numPr>
           <w:ilvl w:val="0"/>
-          <w:numId w:val="1005"/>
+          <w:numId w:val="1008"/>
         </w:numPr>
         <w:pStyle w:val="Compact"/>
       </w:pPr>
@@ -1686,7 +1740,7 @@
       <w:pPr>
         <w:numPr>
           <w:ilvl w:val="0"/>
-          <w:numId w:val="1005"/>
+          <w:numId w:val="1008"/>
         </w:numPr>
         <w:pStyle w:val="Compact"/>
       </w:pPr>
@@ -1701,7 +1755,7 @@
       <w:pPr>
         <w:numPr>
           <w:ilvl w:val="0"/>
-          <w:numId w:val="1005"/>
+          <w:numId w:val="1008"/>
         </w:numPr>
         <w:pStyle w:val="Compact"/>
       </w:pPr>
@@ -2012,6 +2066,118 @@
       </w:pPr>
     </w:lvl>
   </w:abstractNum>
+  <w:abstractNum w:abstractNumId="99411">
+    <w:nsid w:val="71315dca"/>
+    <w:multiLevelType w:val="multilevel"/>
+    <w:lvl w:ilvl="0">
+      <w:start w:val="1"/>
+      <w:numFmt w:val="decimal"/>
+      <w:lvlText w:val="%1."/>
+      <w:lvlJc w:val="left"/>
+      <w:pPr>
+        <w:tabs>
+          <w:tab w:val="num" w:pos="0"/>
+        </w:tabs>
+        <w:ind w:left="480" w:hanging="480"/>
+      </w:pPr>
+    </w:lvl>
+    <w:lvl w:ilvl="1">
+      <w:start w:val="1"/>
+      <w:numFmt w:val="decimal"/>
+      <w:lvlText w:val="%2."/>
+      <w:lvlJc w:val="left"/>
+      <w:pPr>
+        <w:tabs>
+          <w:tab w:val="num" w:pos="720"/>
+        </w:tabs>
+        <w:ind w:left="1200" w:hanging="480"/>
+      </w:pPr>
+    </w:lvl>
+    <w:lvl w:ilvl="2">
+      <w:start w:val="1"/>
+      <w:numFmt w:val="decimal"/>
+      <w:lvlText w:val="%3."/>
+      <w:lvlJc w:val="left"/>
+      <w:pPr>
+        <w:tabs>
+          <w:tab w:val="num" w:pos="1440"/>
+        </w:tabs>
+        <w:ind w:left="1920" w:hanging="480"/>
+      </w:pPr>
+    </w:lvl>
+    <w:lvl w:ilvl="3">
+      <w:start w:val="1"/>
+      <w:numFmt w:val="decimal"/>
+      <w:lvlText w:val="%4."/>
+      <w:lvlJc w:val="left"/>
+      <w:pPr>
+        <w:tabs>
+          <w:tab w:val="num" w:pos="2160"/>
+        </w:tabs>
+        <w:ind w:left="2640" w:hanging="480"/>
+      </w:pPr>
+    </w:lvl>
+    <w:lvl w:ilvl="4">
+      <w:start w:val="1"/>
+      <w:numFmt w:val="decimal"/>
+      <w:lvlText w:val="%5."/>
+      <w:lvlJc w:val="left"/>
+      <w:pPr>
+        <w:tabs>
+          <w:tab w:val="num" w:pos="2880"/>
+        </w:tabs>
+        <w:ind w:left="3360" w:hanging="480"/>
+      </w:pPr>
+    </w:lvl>
+    <w:lvl w:ilvl="5">
+      <w:start w:val="1"/>
+      <w:numFmt w:val="decimal"/>
+      <w:lvlText w:val="%6."/>
+      <w:lvlJc w:val="left"/>
+      <w:pPr>
+        <w:tabs>
+          <w:tab w:val="num" w:pos="3600"/>
+        </w:tabs>
+        <w:ind w:left="4080" w:hanging="480"/>
+      </w:pPr>
+    </w:lvl>
+    <w:lvl w:ilvl="6">
+      <w:start w:val="1"/>
+      <w:numFmt w:val="decimal"/>
+      <w:lvlText w:val="%7."/>
+      <w:lvlJc w:val="left"/>
+      <w:pPr>
+        <w:tabs>
+          <w:tab w:val="num" w:pos="4320"/>
+        </w:tabs>
+        <w:ind w:left="4800" w:hanging="480"/>
+      </w:pPr>
+    </w:lvl>
+    <w:lvl w:ilvl="7">
+      <w:start w:val="1"/>
+      <w:numFmt w:val="decimal"/>
+      <w:lvlText w:val="%8."/>
+      <w:lvlJc w:val="left"/>
+      <w:pPr>
+        <w:tabs>
+          <w:tab w:val="num" w:pos="5040"/>
+        </w:tabs>
+        <w:ind w:left="5520" w:hanging="480"/>
+      </w:pPr>
+    </w:lvl>
+    <w:lvl w:ilvl="8">
+      <w:start w:val="1"/>
+      <w:numFmt w:val="decimal"/>
+      <w:lvlText w:val="%9."/>
+      <w:lvlJc w:val="left"/>
+      <w:pPr>
+        <w:tabs>
+          <w:tab w:val="num" w:pos="5760"/>
+        </w:tabs>
+        <w:ind w:left="6240" w:hanging="480"/>
+      </w:pPr>
+    </w:lvl>
+  </w:abstractNum>
   <w:num w:numId="1000">
     <w:abstractNumId w:val="990"/>
   </w:num>
@@ -2019,7 +2185,34 @@
     <w:abstractNumId w:val="991"/>
   </w:num>
   <w:num w:numId="1002">
-    <w:abstractNumId w:val="991"/>
+    <w:abstractNumId w:val="99411"/>
+    <w:lvlOverride w:ilvl="0">
+      <w:startOverride w:val="1"/>
+    </w:lvlOverride>
+    <w:lvlOverride w:ilvl="1">
+      <w:startOverride w:val="1"/>
+    </w:lvlOverride>
+    <w:lvlOverride w:ilvl="2">
+      <w:startOverride w:val="1"/>
+    </w:lvlOverride>
+    <w:lvlOverride w:ilvl="3">
+      <w:startOverride w:val="1"/>
+    </w:lvlOverride>
+    <w:lvlOverride w:ilvl="4">
+      <w:startOverride w:val="1"/>
+    </w:lvlOverride>
+    <w:lvlOverride w:ilvl="5">
+      <w:startOverride w:val="1"/>
+    </w:lvlOverride>
+    <w:lvlOverride w:ilvl="6">
+      <w:startOverride w:val="1"/>
+    </w:lvlOverride>
+    <w:lvlOverride w:ilvl="7">
+      <w:startOverride w:val="1"/>
+    </w:lvlOverride>
+    <w:lvlOverride w:ilvl="8">
+      <w:startOverride w:val="1"/>
+    </w:lvlOverride>
   </w:num>
   <w:num w:numId="1003">
     <w:abstractNumId w:val="991"/>
@@ -2028,6 +2221,15 @@
     <w:abstractNumId w:val="991"/>
   </w:num>
   <w:num w:numId="1005">
+    <w:abstractNumId w:val="991"/>
+  </w:num>
+  <w:num w:numId="1006">
+    <w:abstractNumId w:val="991"/>
+  </w:num>
+  <w:num w:numId="1007">
+    <w:abstractNumId w:val="991"/>
+  </w:num>
+  <w:num w:numId="1008">
     <w:abstractNumId w:val="991"/>
   </w:num>
 </w:numbering>

--- a/downloads/teacher/04 Units/Unit 04 - Environmental Design and Management - Spaces We Live In/Lesson 04.11 - The Client Brief.docx
+++ b/downloads/teacher/04 Units/Unit 04 - Environmental Design and Management - Spaces We Live In/Lesson 04.11 - The Client Brief.docx
@@ -438,15 +438,6 @@
       <w:r>
         <w:t xml:space="preserve">Setup notes: cut the client cards the day before. Decide before class whether teams of two are chosen by students or by you; the project sheet says students choose, with your veto.</w:t>
       </w:r>
-      <w:r>
-        <w:t xml:space="preserve"> </w:t>
-      </w:r>
-      <w:r>
-        <w:rPr>
-          <w:rStyle w:val="TeacherNote"/>
-        </w:rPr>
-        <w:t xml:space="preserve">[Sal: if a class has a student who uses a walker, a wheelchair, or has a family member who does, read the cards yourself first and decide whether to say so out loud. The cards are meant to be respectful and real, not a joke.]</w:t>
-      </w:r>
     </w:p>
     <w:p>
       <w:pPr>
@@ -493,7 +484,7 @@
         <w:pStyle w:val="FirstParagraph"/>
       </w:pPr>
       <w:r>
-        <w:t xml:space="preserve">Floor plan do now (day 5 of the daily stack). On the board:</w:t>
+        <w:t xml:space="preserve">Floor plan do now (sketch 5 of the daily stack). On the board:</w:t>
       </w:r>
       <w:r>
         <w:t xml:space="preserve"> </w:t>
@@ -1575,15 +1566,6 @@
       <w:r>
         <w:t xml:space="preserve">, section 2.</w:t>
       </w:r>
-      <w:r>
-        <w:t xml:space="preserve"> </w:t>
-      </w:r>
-      <w:r>
-        <w:rPr>
-          <w:rStyle w:val="TeacherNote"/>
-        </w:rPr>
-        <w:t xml:space="preserve">[Sal: confirm against the NYSED PDF.]</w:t>
-      </w:r>
     </w:p>
     <w:p>
       <w:pPr>
@@ -1618,22 +1600,7 @@
         <w:pStyle w:val="Compact"/>
       </w:pPr>
       <w:r>
-        <w:t xml:space="preserve">Sal’s own materials:</w:t>
-      </w:r>
-      <w:r>
-        <w:t xml:space="preserve"> </w:t>
-      </w:r>
-      <w:r>
-        <w:rPr>
-          <w:rStyle w:val="VerbatimChar"/>
-        </w:rPr>
-        <w:t xml:space="preserve">Lesson Dups/Unit_1_Interior_Design/education_teachingwork_dream_home_challenge_2026_04.docx</w:t>
-      </w:r>
-      <w:r>
-        <w:t xml:space="preserve"> </w:t>
-      </w:r>
-      <w:r>
-        <w:t xml:space="preserve">(the synthesis idea, the</w:t>
+        <w:t xml:space="preserve">My own materials: (the synthesis idea, the</w:t>
       </w:r>
       <w:r>
         <w:t xml:space="preserve"> </w:t>
@@ -1734,21 +1701,6 @@
       </w:pPr>
       <w:r>
         <w:t xml:space="preserve">Teams of two: the project sheet lets students choose. In a class that cannot handle choosing, assign by client card. A team of two turns in one plan, one budget, one model, and two do-now stacks.</w:t>
-      </w:r>
-    </w:p>
-    <w:p>
-      <w:pPr>
-        <w:numPr>
-          <w:ilvl w:val="0"/>
-          <w:numId w:val="1008"/>
-        </w:numPr>
-        <w:pStyle w:val="Compact"/>
-      </w:pPr>
-      <w:r>
-        <w:rPr>
-          <w:rStyle w:val="TeacherNote"/>
-        </w:rPr>
-        <w:t xml:space="preserve">[Sal: your own client story from Oracle or Orangetheory, the one where the customer said they wanted one thing and needed another, is the best two minutes of this lesson. Put it in Step 1.]</w:t>
       </w:r>
     </w:p>
     <w:p>
